--- a/restaurant-track/characters/RAMP_VoiceCasting_MariaJames.docx
+++ b/restaurant-track/characters/RAMP_VoiceCasting_MariaJames.docx
@@ -12,7 +12,7 @@
     </w:p>
     <w:p>
       <w:r>
-        <w:t>Paste-ready voice direction for the RAMP studio Voice Studio. James needs one voice actor covering three directed registers — never cast a third voice.</w:t>
+        <w:t>Voice direction for the RAMP studio Voice Studio. James needs one voice actor covering three directed registers — never cast a third voice.</w:t>
       </w:r>
     </w:p>
     <w:p>
@@ -87,9 +87,6 @@
       </w:r>
     </w:p>
     <w:p>
-      <w:pPr>
-        <w:spacing w:after="240"/>
-      </w:pPr>
       <w:r>
         <w:t>Search for: a warm, natural female voice in her late 20s with a light, authentic Spanish accent, medium pitch, capable of a careful/thoughtful early-series delivery that grows more fluid and confident, plus a hoarse-but-intelligible "sick" variant for one episode.</w:t>
       </w:r>
@@ -188,9 +185,6 @@
       </w:r>
     </w:p>
     <w:p>
-      <w:pPr>
-        <w:spacing w:after="240"/>
-      </w:pPr>
       <w:r>
         <w:t>Search for: a male voice in his mid 40s, lower-medium pitch, warm and unhurried authority as a default mentor register, with demonstrated range to also deliver a fast, heated (but not cartoonish) customer/chef role-play register and a calm, brief, early-morning phone register.</w:t>
       </w:r>
